--- a/Документация/ТЗ Громов.docx
+++ b/Документация/ТЗ Громов.docx
@@ -511,8 +511,6 @@
         <w:outlineLvl w:val="2"/>
         <w:rPr>
           <w:rFonts w:ascii="Times New Roman" w:eastAsia="Times New Roman" w:hAnsi="Times New Roman" w:cs="Times New Roman"/>
-          <w:b/>
-          <w:bCs/>
           <w:color w:val="0F1115"/>
           <w:kern w:val="0"/>
           <w:sz w:val="32"/>
@@ -523,8 +521,6 @@
       <w:r>
         <w:rPr>
           <w:rFonts w:ascii="Times New Roman" w:eastAsia="Times New Roman" w:hAnsi="Times New Roman" w:cs="Times New Roman"/>
-          <w:b/>
-          <w:bCs/>
           <w:color w:val="0F1115"/>
           <w:kern w:val="0"/>
           <w:sz w:val="32"/>
@@ -542,20 +538,16 @@
         <w:outlineLvl w:val="3"/>
         <w:rPr>
           <w:rFonts w:ascii="Times New Roman" w:eastAsia="Times New Roman" w:hAnsi="Times New Roman" w:cs="Times New Roman"/>
-          <w:b/>
-          <w:bCs/>
-          <w:color w:val="0F1115"/>
-          <w:kern w:val="0"/>
-          <w:sz w:val="28"/>
-          <w:szCs w:val="28"/>
-          <w14:ligatures w14:val="none"/>
-        </w:rPr>
-      </w:pPr>
-      <w:r>
-        <w:rPr>
-          <w:rFonts w:ascii="Times New Roman" w:eastAsia="Times New Roman" w:hAnsi="Times New Roman" w:cs="Times New Roman"/>
-          <w:b/>
-          <w:bCs/>
+          <w:color w:val="0F1115"/>
+          <w:kern w:val="0"/>
+          <w:sz w:val="28"/>
+          <w:szCs w:val="28"/>
+          <w14:ligatures w14:val="none"/>
+        </w:rPr>
+      </w:pPr>
+      <w:r>
+        <w:rPr>
+          <w:rFonts w:ascii="Times New Roman" w:eastAsia="Times New Roman" w:hAnsi="Times New Roman" w:cs="Times New Roman"/>
           <w:color w:val="0F1115"/>
           <w:kern w:val="0"/>
           <w:sz w:val="28"/>
@@ -602,20 +594,16 @@
         <w:outlineLvl w:val="3"/>
         <w:rPr>
           <w:rFonts w:ascii="Times New Roman" w:eastAsia="Times New Roman" w:hAnsi="Times New Roman" w:cs="Times New Roman"/>
-          <w:b/>
-          <w:bCs/>
-          <w:color w:val="0F1115"/>
-          <w:kern w:val="0"/>
-          <w:sz w:val="28"/>
-          <w:szCs w:val="28"/>
-          <w14:ligatures w14:val="none"/>
-        </w:rPr>
-      </w:pPr>
-      <w:r>
-        <w:rPr>
-          <w:rFonts w:ascii="Times New Roman" w:eastAsia="Times New Roman" w:hAnsi="Times New Roman" w:cs="Times New Roman"/>
-          <w:b/>
-          <w:bCs/>
+          <w:color w:val="0F1115"/>
+          <w:kern w:val="0"/>
+          <w:sz w:val="28"/>
+          <w:szCs w:val="28"/>
+          <w14:ligatures w14:val="none"/>
+        </w:rPr>
+      </w:pPr>
+      <w:r>
+        <w:rPr>
+          <w:rFonts w:ascii="Times New Roman" w:eastAsia="Times New Roman" w:hAnsi="Times New Roman" w:cs="Times New Roman"/>
           <w:color w:val="0F1115"/>
           <w:kern w:val="0"/>
           <w:sz w:val="28"/>
@@ -645,8 +633,6 @@
       <w:r>
         <w:rPr>
           <w:rFonts w:ascii="Times New Roman" w:eastAsia="Times New Roman" w:hAnsi="Times New Roman" w:cs="Times New Roman"/>
-          <w:b/>
-          <w:bCs/>
           <w:color w:val="0F1115"/>
           <w:kern w:val="0"/>
           <w:sz w:val="28"/>
@@ -688,8 +674,6 @@
       <w:r>
         <w:rPr>
           <w:rFonts w:ascii="Times New Roman" w:eastAsia="Times New Roman" w:hAnsi="Times New Roman" w:cs="Times New Roman"/>
-          <w:b/>
-          <w:bCs/>
           <w:color w:val="0F1115"/>
           <w:kern w:val="0"/>
           <w:sz w:val="28"/>
@@ -731,8 +715,6 @@
       <w:r>
         <w:rPr>
           <w:rFonts w:ascii="Times New Roman" w:eastAsia="Times New Roman" w:hAnsi="Times New Roman" w:cs="Times New Roman"/>
-          <w:b/>
-          <w:bCs/>
           <w:color w:val="0F1115"/>
           <w:kern w:val="0"/>
           <w:sz w:val="28"/>
@@ -762,8 +744,6 @@
         <w:outlineLvl w:val="2"/>
         <w:rPr>
           <w:rFonts w:ascii="Times New Roman" w:eastAsia="Times New Roman" w:hAnsi="Times New Roman" w:cs="Times New Roman"/>
-          <w:b/>
-          <w:bCs/>
           <w:color w:val="0F1115"/>
           <w:kern w:val="0"/>
           <w:sz w:val="32"/>
@@ -774,8 +754,6 @@
       <w:r>
         <w:rPr>
           <w:rFonts w:ascii="Times New Roman" w:eastAsia="Times New Roman" w:hAnsi="Times New Roman" w:cs="Times New Roman"/>
-          <w:b/>
-          <w:bCs/>
           <w:color w:val="0F1115"/>
           <w:kern w:val="0"/>
           <w:sz w:val="32"/>
@@ -862,8 +840,6 @@
         <w:outlineLvl w:val="2"/>
         <w:rPr>
           <w:rFonts w:ascii="Times New Roman" w:eastAsia="Times New Roman" w:hAnsi="Times New Roman" w:cs="Times New Roman"/>
-          <w:b/>
-          <w:bCs/>
           <w:color w:val="0F1115"/>
           <w:kern w:val="0"/>
           <w:sz w:val="32"/>
@@ -874,8 +850,6 @@
       <w:r>
         <w:rPr>
           <w:rFonts w:ascii="Times New Roman" w:eastAsia="Times New Roman" w:hAnsi="Times New Roman" w:cs="Times New Roman"/>
-          <w:b/>
-          <w:bCs/>
           <w:color w:val="0F1115"/>
           <w:kern w:val="0"/>
           <w:sz w:val="32"/>
@@ -932,20 +906,7 @@
           <w:szCs w:val="28"/>
           <w14:ligatures w14:val="none"/>
         </w:rPr>
-        <w:t>3.1. </w:t>
-      </w:r>
-      <w:r>
-        <w:rPr>
-          <w:rFonts w:ascii="Times New Roman" w:eastAsia="Times New Roman" w:hAnsi="Times New Roman" w:cs="Times New Roman"/>
-          <w:b/>
-          <w:bCs/>
-          <w:color w:val="0F1115"/>
-          <w:kern w:val="0"/>
-          <w:sz w:val="28"/>
-          <w:szCs w:val="28"/>
-          <w14:ligatures w14:val="none"/>
-        </w:rPr>
-        <w:t>Обеспечения финансовых операций:</w:t>
+        <w:t>3.1. Обеспечения финансовых операций:</w:t>
       </w:r>
     </w:p>
     <w:p>
@@ -1003,18 +964,7 @@
           <w:szCs w:val="28"/>
           <w14:ligatures w14:val="none"/>
         </w:rPr>
-        <w:t>комиссия в 2% для всех обменов</w:t>
-      </w:r>
-      <w:r>
-        <w:rPr>
-          <w:rFonts w:ascii="Times New Roman" w:eastAsia="Times New Roman" w:hAnsi="Times New Roman" w:cs="Times New Roman"/>
-          <w:color w:val="0F1115"/>
-          <w:kern w:val="0"/>
-          <w:sz w:val="28"/>
-          <w:szCs w:val="28"/>
-          <w14:ligatures w14:val="none"/>
-        </w:rPr>
-        <w:t>;</w:t>
+        <w:t>комиссия в 2% для всех обменов;</w:t>
       </w:r>
     </w:p>
     <w:p>
@@ -1097,20 +1047,7 @@
           <w:szCs w:val="28"/>
           <w14:ligatures w14:val="none"/>
         </w:rPr>
-        <w:t>3.2. </w:t>
-      </w:r>
-      <w:r>
-        <w:rPr>
-          <w:rFonts w:ascii="Times New Roman" w:eastAsia="Times New Roman" w:hAnsi="Times New Roman" w:cs="Times New Roman"/>
-          <w:b/>
-          <w:bCs/>
-          <w:color w:val="0F1115"/>
-          <w:kern w:val="0"/>
-          <w:sz w:val="28"/>
-          <w:szCs w:val="28"/>
-          <w14:ligatures w14:val="none"/>
-        </w:rPr>
-        <w:t>Разделения прав доступа:</w:t>
+        <w:t>3.2. Разделения прав доступа:</w:t>
       </w:r>
     </w:p>
     <w:p>
@@ -1230,20 +1167,7 @@
           <w14:ligatures w14:val="none"/>
         </w:rPr>
         <w:lastRenderedPageBreak/>
-        <w:t>3.3. </w:t>
-      </w:r>
-      <w:r>
-        <w:rPr>
-          <w:rFonts w:ascii="Times New Roman" w:eastAsia="Times New Roman" w:hAnsi="Times New Roman" w:cs="Times New Roman"/>
-          <w:b/>
-          <w:bCs/>
-          <w:color w:val="0F1115"/>
-          <w:kern w:val="0"/>
-          <w:sz w:val="28"/>
-          <w:szCs w:val="28"/>
-          <w14:ligatures w14:val="none"/>
-        </w:rPr>
-        <w:t>Обеспечения наглядности и удобства:</w:t>
+        <w:t>3.3. Обеспечения наглядности и удобства:</w:t>
       </w:r>
     </w:p>
     <w:p>
@@ -1312,8 +1236,6 @@
         <w:outlineLvl w:val="2"/>
         <w:rPr>
           <w:rFonts w:ascii="Times New Roman" w:eastAsia="Times New Roman" w:hAnsi="Times New Roman" w:cs="Times New Roman"/>
-          <w:b/>
-          <w:bCs/>
           <w:color w:val="0F1115"/>
           <w:kern w:val="0"/>
           <w:sz w:val="32"/>
@@ -1324,8 +1246,6 @@
       <w:r>
         <w:rPr>
           <w:rFonts w:ascii="Times New Roman" w:eastAsia="Times New Roman" w:hAnsi="Times New Roman" w:cs="Times New Roman"/>
-          <w:b/>
-          <w:bCs/>
           <w:color w:val="0F1115"/>
           <w:kern w:val="0"/>
           <w:sz w:val="32"/>
@@ -1342,20 +1262,16 @@
         <w:outlineLvl w:val="3"/>
         <w:rPr>
           <w:rFonts w:ascii="Times New Roman" w:eastAsia="Times New Roman" w:hAnsi="Times New Roman" w:cs="Times New Roman"/>
-          <w:b/>
-          <w:bCs/>
-          <w:color w:val="0F1115"/>
-          <w:kern w:val="0"/>
-          <w:sz w:val="28"/>
-          <w:szCs w:val="28"/>
-          <w14:ligatures w14:val="none"/>
-        </w:rPr>
-      </w:pPr>
-      <w:r>
-        <w:rPr>
-          <w:rFonts w:ascii="Times New Roman" w:eastAsia="Times New Roman" w:hAnsi="Times New Roman" w:cs="Times New Roman"/>
-          <w:b/>
-          <w:bCs/>
+          <w:color w:val="0F1115"/>
+          <w:kern w:val="0"/>
+          <w:sz w:val="28"/>
+          <w:szCs w:val="28"/>
+          <w14:ligatures w14:val="none"/>
+        </w:rPr>
+      </w:pPr>
+      <w:r>
+        <w:rPr>
+          <w:rFonts w:ascii="Times New Roman" w:eastAsia="Times New Roman" w:hAnsi="Times New Roman" w:cs="Times New Roman"/>
           <w:color w:val="0F1115"/>
           <w:kern w:val="0"/>
           <w:sz w:val="28"/>
@@ -1387,20 +1303,7 @@
           <w:szCs w:val="28"/>
           <w14:ligatures w14:val="none"/>
         </w:rPr>
-        <w:t>4.1.1. </w:t>
-      </w:r>
-      <w:r>
-        <w:rPr>
-          <w:rFonts w:ascii="Times New Roman" w:eastAsia="Times New Roman" w:hAnsi="Times New Roman" w:cs="Times New Roman"/>
-          <w:b/>
-          <w:bCs/>
-          <w:color w:val="0F1115"/>
-          <w:kern w:val="0"/>
-          <w:sz w:val="28"/>
-          <w:szCs w:val="28"/>
-          <w14:ligatures w14:val="none"/>
-        </w:rPr>
-        <w:t>Загрузка курсов валют:</w:t>
+        <w:t>4.1.1. Загрузка курсов валют:</w:t>
       </w:r>
     </w:p>
     <w:p>
@@ -1494,20 +1397,7 @@
           <w:szCs w:val="28"/>
           <w14:ligatures w14:val="none"/>
         </w:rPr>
-        <w:t>4.1.2. </w:t>
-      </w:r>
-      <w:r>
-        <w:rPr>
-          <w:rFonts w:ascii="Times New Roman" w:eastAsia="Times New Roman" w:hAnsi="Times New Roman" w:cs="Times New Roman"/>
-          <w:b/>
-          <w:bCs/>
-          <w:color w:val="0F1115"/>
-          <w:kern w:val="0"/>
-          <w:sz w:val="28"/>
-          <w:szCs w:val="28"/>
-          <w14:ligatures w14:val="none"/>
-        </w:rPr>
-        <w:t>Расчёт возможных обменов:</w:t>
+        <w:t>4.1.2. Расчёт возможных обменов:</w:t>
       </w:r>
     </w:p>
     <w:p>
@@ -1595,8 +1485,6 @@
       <w:r>
         <w:rPr>
           <w:rFonts w:ascii="Times New Roman" w:eastAsia="Times New Roman" w:hAnsi="Times New Roman" w:cs="Times New Roman"/>
-          <w:b/>
-          <w:bCs/>
           <w:color w:val="0F1115"/>
           <w:kern w:val="0"/>
           <w:sz w:val="28"/>
@@ -1608,8 +1496,6 @@
       <w:r>
         <w:rPr>
           <w:rFonts w:ascii="Times New Roman" w:eastAsia="Times New Roman" w:hAnsi="Times New Roman" w:cs="Times New Roman"/>
-          <w:b/>
-          <w:bCs/>
           <w:color w:val="0F1115"/>
           <w:kern w:val="0"/>
           <w:sz w:val="28"/>
@@ -1743,20 +1629,7 @@
           <w:szCs w:val="28"/>
           <w14:ligatures w14:val="none"/>
         </w:rPr>
-        <w:t>. </w:t>
-      </w:r>
-      <w:r>
-        <w:rPr>
-          <w:rFonts w:ascii="Times New Roman" w:eastAsia="Times New Roman" w:hAnsi="Times New Roman" w:cs="Times New Roman"/>
-          <w:b/>
-          <w:bCs/>
-          <w:color w:val="0F1115"/>
-          <w:kern w:val="0"/>
-          <w:sz w:val="28"/>
-          <w:szCs w:val="28"/>
-          <w14:ligatures w14:val="none"/>
-        </w:rPr>
-        <w:t>Ролевая модель:</w:t>
+        <w:t>. Ролевая модель:</w:t>
       </w:r>
     </w:p>
     <w:p>
@@ -1846,20 +1719,16 @@
         <w:outlineLvl w:val="3"/>
         <w:rPr>
           <w:rFonts w:ascii="Times New Roman" w:eastAsia="Times New Roman" w:hAnsi="Times New Roman" w:cs="Times New Roman"/>
-          <w:b/>
-          <w:bCs/>
-          <w:color w:val="0F1115"/>
-          <w:kern w:val="0"/>
-          <w:sz w:val="28"/>
-          <w:szCs w:val="28"/>
-          <w14:ligatures w14:val="none"/>
-        </w:rPr>
-      </w:pPr>
-      <w:r>
-        <w:rPr>
-          <w:rFonts w:ascii="Times New Roman" w:eastAsia="Times New Roman" w:hAnsi="Times New Roman" w:cs="Times New Roman"/>
-          <w:b/>
-          <w:bCs/>
+          <w:color w:val="0F1115"/>
+          <w:kern w:val="0"/>
+          <w:sz w:val="28"/>
+          <w:szCs w:val="28"/>
+          <w14:ligatures w14:val="none"/>
+        </w:rPr>
+      </w:pPr>
+      <w:r>
+        <w:rPr>
+          <w:rFonts w:ascii="Times New Roman" w:eastAsia="Times New Roman" w:hAnsi="Times New Roman" w:cs="Times New Roman"/>
           <w:color w:val="0F1115"/>
           <w:kern w:val="0"/>
           <w:sz w:val="28"/>
@@ -1891,26 +1760,11 @@
           <w:szCs w:val="28"/>
           <w14:ligatures w14:val="none"/>
         </w:rPr>
-        <w:t>4.2.1. </w:t>
-      </w:r>
-      <w:r>
-        <w:rPr>
-          <w:rFonts w:ascii="Times New Roman" w:eastAsia="Times New Roman" w:hAnsi="Times New Roman" w:cs="Times New Roman"/>
-          <w:b/>
-          <w:bCs/>
-          <w:color w:val="0F1115"/>
-          <w:kern w:val="0"/>
-          <w:sz w:val="28"/>
-          <w:szCs w:val="28"/>
-          <w14:ligatures w14:val="none"/>
-        </w:rPr>
-        <w:t xml:space="preserve">Обучение и </w:t>
-      </w:r>
-      <w:r>
-        <w:rPr>
-          <w:rFonts w:ascii="Times New Roman" w:eastAsia="Times New Roman" w:hAnsi="Times New Roman" w:cs="Times New Roman"/>
-          <w:b/>
-          <w:bCs/>
+        <w:t xml:space="preserve">4.2.1. Обучение и </w:t>
+      </w:r>
+      <w:r>
+        <w:rPr>
+          <w:rFonts w:ascii="Times New Roman" w:eastAsia="Times New Roman" w:hAnsi="Times New Roman" w:cs="Times New Roman"/>
           <w:color w:val="0F1115"/>
           <w:kern w:val="0"/>
           <w:sz w:val="28"/>
@@ -1922,8 +1776,6 @@
       <w:r>
         <w:rPr>
           <w:rFonts w:ascii="Times New Roman" w:eastAsia="Times New Roman" w:hAnsi="Times New Roman" w:cs="Times New Roman"/>
-          <w:b/>
-          <w:bCs/>
           <w:color w:val="0F1115"/>
           <w:kern w:val="0"/>
           <w:sz w:val="28"/>
@@ -2014,8 +1866,6 @@
         <w:outlineLvl w:val="2"/>
         <w:rPr>
           <w:rFonts w:ascii="Times New Roman" w:eastAsia="Times New Roman" w:hAnsi="Times New Roman" w:cs="Times New Roman"/>
-          <w:b/>
-          <w:bCs/>
           <w:color w:val="0F1115"/>
           <w:kern w:val="0"/>
           <w:sz w:val="32"/>
@@ -2026,8 +1876,6 @@
       <w:r>
         <w:rPr>
           <w:rFonts w:ascii="Times New Roman" w:eastAsia="Times New Roman" w:hAnsi="Times New Roman" w:cs="Times New Roman"/>
-          <w:b/>
-          <w:bCs/>
           <w:color w:val="0F1115"/>
           <w:kern w:val="0"/>
           <w:sz w:val="32"/>
@@ -2045,20 +1893,16 @@
         <w:outlineLvl w:val="3"/>
         <w:rPr>
           <w:rFonts w:ascii="Times New Roman" w:eastAsia="Times New Roman" w:hAnsi="Times New Roman" w:cs="Times New Roman"/>
-          <w:b/>
-          <w:bCs/>
-          <w:color w:val="0F1115"/>
-          <w:kern w:val="0"/>
-          <w:sz w:val="28"/>
-          <w:szCs w:val="28"/>
-          <w14:ligatures w14:val="none"/>
-        </w:rPr>
-      </w:pPr>
-      <w:r>
-        <w:rPr>
-          <w:rFonts w:ascii="Times New Roman" w:eastAsia="Times New Roman" w:hAnsi="Times New Roman" w:cs="Times New Roman"/>
-          <w:b/>
-          <w:bCs/>
+          <w:color w:val="0F1115"/>
+          <w:kern w:val="0"/>
+          <w:sz w:val="28"/>
+          <w:szCs w:val="28"/>
+          <w14:ligatures w14:val="none"/>
+        </w:rPr>
+      </w:pPr>
+      <w:r>
+        <w:rPr>
+          <w:rFonts w:ascii="Times New Roman" w:eastAsia="Times New Roman" w:hAnsi="Times New Roman" w:cs="Times New Roman"/>
           <w:color w:val="0F1115"/>
           <w:kern w:val="0"/>
           <w:sz w:val="28"/>
@@ -2075,8 +1919,6 @@
         <w:outlineLvl w:val="3"/>
         <w:rPr>
           <w:rFonts w:ascii="Times New Roman" w:eastAsia="Times New Roman" w:hAnsi="Times New Roman" w:cs="Times New Roman"/>
-          <w:b/>
-          <w:bCs/>
           <w:color w:val="FF0000"/>
           <w:kern w:val="0"/>
           <w:sz w:val="28"/>
@@ -2089,8 +1931,6 @@
       <w:r>
         <w:rPr>
           <w:rFonts w:ascii="Times New Roman" w:eastAsia="Times New Roman" w:hAnsi="Times New Roman" w:cs="Times New Roman"/>
-          <w:b/>
-          <w:bCs/>
           <w:color w:val="FF0000"/>
           <w:kern w:val="0"/>
           <w:sz w:val="28"/>
@@ -2102,8 +1942,6 @@
       <w:r>
         <w:rPr>
           <w:rFonts w:ascii="Times New Roman" w:eastAsia="Times New Roman" w:hAnsi="Times New Roman" w:cs="Times New Roman"/>
-          <w:b/>
-          <w:bCs/>
           <w:color w:val="FF0000"/>
           <w:kern w:val="0"/>
           <w:sz w:val="28"/>
@@ -2115,8 +1953,6 @@
       <w:r>
         <w:rPr>
           <w:rFonts w:ascii="Times New Roman" w:eastAsia="Times New Roman" w:hAnsi="Times New Roman" w:cs="Times New Roman"/>
-          <w:b/>
-          <w:bCs/>
           <w:color w:val="FF0000"/>
           <w:kern w:val="0"/>
           <w:sz w:val="28"/>
@@ -2428,8 +2264,6 @@
         <w:outlineLvl w:val="3"/>
         <w:rPr>
           <w:rFonts w:ascii="Times New Roman" w:eastAsia="Times New Roman" w:hAnsi="Times New Roman" w:cs="Times New Roman"/>
-          <w:b/>
-          <w:bCs/>
           <w:color w:val="FF0000"/>
           <w:kern w:val="0"/>
           <w:sz w:val="28"/>
@@ -2441,8 +2275,6 @@
       <w:r>
         <w:rPr>
           <w:rFonts w:ascii="Times New Roman" w:eastAsia="Times New Roman" w:hAnsi="Times New Roman" w:cs="Times New Roman"/>
-          <w:b/>
-          <w:bCs/>
           <w:color w:val="FF0000"/>
           <w:kern w:val="0"/>
           <w:sz w:val="28"/>
@@ -2598,20 +2430,16 @@
         <w:outlineLvl w:val="3"/>
         <w:rPr>
           <w:rFonts w:ascii="Times New Roman" w:eastAsia="Times New Roman" w:hAnsi="Times New Roman" w:cs="Times New Roman"/>
-          <w:b/>
-          <w:bCs/>
-          <w:color w:val="0F1115"/>
-          <w:kern w:val="0"/>
-          <w:sz w:val="28"/>
-          <w:szCs w:val="28"/>
-          <w14:ligatures w14:val="none"/>
-        </w:rPr>
-      </w:pPr>
-      <w:r>
-        <w:rPr>
-          <w:rFonts w:ascii="Times New Roman" w:eastAsia="Times New Roman" w:hAnsi="Times New Roman" w:cs="Times New Roman"/>
-          <w:b/>
-          <w:bCs/>
+          <w:color w:val="0F1115"/>
+          <w:kern w:val="0"/>
+          <w:sz w:val="28"/>
+          <w:szCs w:val="28"/>
+          <w14:ligatures w14:val="none"/>
+        </w:rPr>
+      </w:pPr>
+      <w:r>
+        <w:rPr>
+          <w:rFonts w:ascii="Times New Roman" w:eastAsia="Times New Roman" w:hAnsi="Times New Roman" w:cs="Times New Roman"/>
           <w:color w:val="0F1115"/>
           <w:kern w:val="0"/>
           <w:sz w:val="28"/>
@@ -2624,8 +2452,6 @@
       <w:r>
         <w:rPr>
           <w:rFonts w:ascii="Times New Roman" w:eastAsia="Times New Roman" w:hAnsi="Times New Roman" w:cs="Times New Roman"/>
-          <w:b/>
-          <w:bCs/>
           <w:color w:val="0F1115"/>
           <w:kern w:val="0"/>
           <w:sz w:val="28"/>
@@ -2729,20 +2555,16 @@
         <w:outlineLvl w:val="3"/>
         <w:rPr>
           <w:rFonts w:ascii="Times New Roman" w:eastAsia="Times New Roman" w:hAnsi="Times New Roman" w:cs="Times New Roman"/>
-          <w:b/>
-          <w:bCs/>
-          <w:color w:val="0F1115"/>
-          <w:kern w:val="0"/>
-          <w:sz w:val="28"/>
-          <w:szCs w:val="28"/>
-          <w14:ligatures w14:val="none"/>
-        </w:rPr>
-      </w:pPr>
-      <w:r>
-        <w:rPr>
-          <w:rFonts w:ascii="Times New Roman" w:eastAsia="Times New Roman" w:hAnsi="Times New Roman" w:cs="Times New Roman"/>
-          <w:b/>
-          <w:bCs/>
+          <w:color w:val="0F1115"/>
+          <w:kern w:val="0"/>
+          <w:sz w:val="28"/>
+          <w:szCs w:val="28"/>
+          <w14:ligatures w14:val="none"/>
+        </w:rPr>
+      </w:pPr>
+      <w:r>
+        <w:rPr>
+          <w:rFonts w:ascii="Times New Roman" w:eastAsia="Times New Roman" w:hAnsi="Times New Roman" w:cs="Times New Roman"/>
           <w:color w:val="0F1115"/>
           <w:kern w:val="0"/>
           <w:sz w:val="28"/>
@@ -2846,20 +2668,16 @@
         <w:outlineLvl w:val="3"/>
         <w:rPr>
           <w:rFonts w:ascii="Times New Roman" w:eastAsia="Times New Roman" w:hAnsi="Times New Roman" w:cs="Times New Roman"/>
-          <w:b/>
-          <w:bCs/>
-          <w:color w:val="0F1115"/>
-          <w:kern w:val="0"/>
-          <w:sz w:val="28"/>
-          <w:szCs w:val="28"/>
-          <w14:ligatures w14:val="none"/>
-        </w:rPr>
-      </w:pPr>
-      <w:r>
-        <w:rPr>
-          <w:rFonts w:ascii="Times New Roman" w:eastAsia="Times New Roman" w:hAnsi="Times New Roman" w:cs="Times New Roman"/>
-          <w:b/>
-          <w:bCs/>
+          <w:color w:val="0F1115"/>
+          <w:kern w:val="0"/>
+          <w:sz w:val="28"/>
+          <w:szCs w:val="28"/>
+          <w14:ligatures w14:val="none"/>
+        </w:rPr>
+      </w:pPr>
+      <w:r>
+        <w:rPr>
+          <w:rFonts w:ascii="Times New Roman" w:eastAsia="Times New Roman" w:hAnsi="Times New Roman" w:cs="Times New Roman"/>
           <w:color w:val="0F1115"/>
           <w:kern w:val="0"/>
           <w:sz w:val="28"/>
@@ -2920,7 +2738,31 @@
           <w:szCs w:val="28"/>
           <w14:ligatures w14:val="none"/>
         </w:rPr>
-        <w:t>CPU: Dual-core 2 ГГц;</w:t>
+        <w:t>CPU: Dual-</w:t>
+      </w:r>
+      <w:proofErr w:type="spellStart"/>
+      <w:r>
+        <w:rPr>
+          <w:rFonts w:ascii="Times New Roman" w:eastAsia="Times New Roman" w:hAnsi="Times New Roman" w:cs="Times New Roman"/>
+          <w:color w:val="0F1115"/>
+          <w:kern w:val="0"/>
+          <w:sz w:val="28"/>
+          <w:szCs w:val="28"/>
+          <w14:ligatures w14:val="none"/>
+        </w:rPr>
+        <w:t>core</w:t>
+      </w:r>
+      <w:proofErr w:type="spellEnd"/>
+      <w:r>
+        <w:rPr>
+          <w:rFonts w:ascii="Times New Roman" w:eastAsia="Times New Roman" w:hAnsi="Times New Roman" w:cs="Times New Roman"/>
+          <w:color w:val="0F1115"/>
+          <w:kern w:val="0"/>
+          <w:sz w:val="28"/>
+          <w:szCs w:val="28"/>
+          <w14:ligatures w14:val="none"/>
+        </w:rPr>
+        <w:t xml:space="preserve"> 2 ГГц;</w:t>
       </w:r>
     </w:p>
     <w:p>
@@ -3074,8 +2916,6 @@
         <w:jc w:val="center"/>
         <w:rPr>
           <w:rFonts w:ascii="Times New Roman" w:eastAsia="Times New Roman" w:hAnsi="Times New Roman" w:cs="Times New Roman"/>
-          <w:b/>
-          <w:bCs/>
           <w:color w:val="0F1115"/>
           <w:kern w:val="0"/>
           <w:sz w:val="32"/>
@@ -3086,89 +2926,39 @@
       <w:r>
         <w:rPr>
           <w:rFonts w:ascii="Times New Roman" w:eastAsia="Times New Roman" w:hAnsi="Times New Roman" w:cs="Times New Roman"/>
-          <w:b/>
-          <w:bCs/>
           <w:color w:val="0F1115"/>
           <w:kern w:val="0"/>
           <w:sz w:val="32"/>
           <w:szCs w:val="32"/>
           <w14:ligatures w14:val="none"/>
         </w:rPr>
+        <w:t>6. Требования к информационной и программной совместимости</w:t>
+      </w:r>
+    </w:p>
+    <w:p>
+      <w:pPr>
+        <w:shd w:val="clear" w:color="auto" w:fill="FFFFFF"/>
+        <w:spacing w:before="240" w:after="240" w:line="240" w:lineRule="auto"/>
+        <w:rPr>
+          <w:rFonts w:ascii="Times New Roman" w:eastAsia="Times New Roman" w:hAnsi="Times New Roman" w:cs="Times New Roman"/>
+          <w:color w:val="0F1115"/>
+          <w:kern w:val="0"/>
+          <w:sz w:val="28"/>
+          <w:szCs w:val="28"/>
+          <w14:ligatures w14:val="none"/>
+        </w:rPr>
+      </w:pPr>
+      <w:r>
+        <w:rPr>
+          <w:rFonts w:ascii="Times New Roman" w:eastAsia="Times New Roman" w:hAnsi="Times New Roman" w:cs="Times New Roman"/>
+          <w:color w:val="0F1115"/>
+          <w:kern w:val="0"/>
+          <w:sz w:val="28"/>
+          <w:szCs w:val="28"/>
+          <w14:ligatures w14:val="none"/>
+        </w:rPr>
         <w:lastRenderedPageBreak/>
-        <w:t>6. Требования к информационной и программной совместимости</w:t>
-      </w:r>
-    </w:p>
-    <w:p>
-      <w:pPr>
-        <w:shd w:val="clear" w:color="auto" w:fill="FFFFFF"/>
-        <w:spacing w:before="240" w:after="240" w:line="240" w:lineRule="auto"/>
-        <w:rPr>
-          <w:rFonts w:ascii="Times New Roman" w:eastAsia="Times New Roman" w:hAnsi="Times New Roman" w:cs="Times New Roman"/>
-          <w:color w:val="0F1115"/>
-          <w:kern w:val="0"/>
-          <w:sz w:val="28"/>
-          <w:szCs w:val="28"/>
-          <w14:ligatures w14:val="none"/>
-        </w:rPr>
-      </w:pPr>
-      <w:r>
-        <w:rPr>
-          <w:rFonts w:ascii="Times New Roman" w:eastAsia="Times New Roman" w:hAnsi="Times New Roman" w:cs="Times New Roman"/>
-          <w:color w:val="0F1115"/>
-          <w:kern w:val="0"/>
-          <w:sz w:val="28"/>
-          <w:szCs w:val="28"/>
-          <w14:ligatures w14:val="none"/>
-        </w:rPr>
-        <w:t>6.1. Исходные коды должны быть написаны на </w:t>
-      </w:r>
-      <w:r>
-        <w:rPr>
-          <w:rFonts w:ascii="Times New Roman" w:eastAsia="Times New Roman" w:hAnsi="Times New Roman" w:cs="Times New Roman"/>
-          <w:b/>
-          <w:bCs/>
-          <w:color w:val="0F1115"/>
-          <w:kern w:val="0"/>
-          <w:sz w:val="28"/>
-          <w:szCs w:val="28"/>
-          <w14:ligatures w14:val="none"/>
-        </w:rPr>
-        <w:t>C#</w:t>
-      </w:r>
-      <w:r>
-        <w:rPr>
-          <w:rFonts w:ascii="Times New Roman" w:eastAsia="Times New Roman" w:hAnsi="Times New Roman" w:cs="Times New Roman"/>
-          <w:color w:val="0F1115"/>
-          <w:kern w:val="0"/>
-          <w:sz w:val="28"/>
-          <w:szCs w:val="28"/>
-          <w14:ligatures w14:val="none"/>
-        </w:rPr>
-        <w:t> с использованием </w:t>
-      </w:r>
-      <w:r>
-        <w:rPr>
-          <w:rFonts w:ascii="Times New Roman" w:eastAsia="Times New Roman" w:hAnsi="Times New Roman" w:cs="Times New Roman"/>
-          <w:b/>
-          <w:bCs/>
-          <w:color w:val="0F1115"/>
-          <w:kern w:val="0"/>
-          <w:sz w:val="28"/>
-          <w:szCs w:val="28"/>
-          <w14:ligatures w14:val="none"/>
-        </w:rPr>
-        <w:t>Windows Forms</w:t>
-      </w:r>
-      <w:r>
-        <w:rPr>
-          <w:rFonts w:ascii="Times New Roman" w:eastAsia="Times New Roman" w:hAnsi="Times New Roman" w:cs="Times New Roman"/>
-          <w:color w:val="0F1115"/>
-          <w:kern w:val="0"/>
-          <w:sz w:val="28"/>
-          <w:szCs w:val="28"/>
-          <w14:ligatures w14:val="none"/>
-        </w:rPr>
-        <w:t>.</w:t>
+        <w:t>6.1. Исходные коды должны быть написаны на C# с использованием Windows Forms.</w:t>
       </w:r>
     </w:p>
     <w:p>
@@ -3229,8 +3019,6 @@
         <w:outlineLvl w:val="2"/>
         <w:rPr>
           <w:rFonts w:ascii="Times New Roman" w:eastAsia="Times New Roman" w:hAnsi="Times New Roman" w:cs="Times New Roman"/>
-          <w:b/>
-          <w:bCs/>
           <w:color w:val="0F1115"/>
           <w:kern w:val="0"/>
           <w:sz w:val="32"/>
@@ -3241,8 +3029,6 @@
       <w:r>
         <w:rPr>
           <w:rFonts w:ascii="Times New Roman" w:eastAsia="Times New Roman" w:hAnsi="Times New Roman" w:cs="Times New Roman"/>
-          <w:b/>
-          <w:bCs/>
           <w:color w:val="0F1115"/>
           <w:kern w:val="0"/>
           <w:sz w:val="32"/>
@@ -3254,8 +3040,6 @@
       <w:r>
         <w:rPr>
           <w:rFonts w:ascii="Times New Roman" w:eastAsia="Times New Roman" w:hAnsi="Times New Roman" w:cs="Times New Roman"/>
-          <w:b/>
-          <w:bCs/>
           <w:color w:val="0F1115"/>
           <w:kern w:val="0"/>
           <w:sz w:val="32"/>
@@ -3281,8 +3065,6 @@
       <w:r>
         <w:rPr>
           <w:rFonts w:ascii="Times New Roman" w:eastAsia="Times New Roman" w:hAnsi="Times New Roman" w:cs="Times New Roman"/>
-          <w:b/>
-          <w:bCs/>
           <w:color w:val="0F1115"/>
           <w:kern w:val="0"/>
           <w:sz w:val="28"/>
@@ -3366,8 +3148,6 @@
       <w:r>
         <w:rPr>
           <w:rFonts w:ascii="Times New Roman" w:eastAsia="Times New Roman" w:hAnsi="Times New Roman" w:cs="Times New Roman"/>
-          <w:b/>
-          <w:bCs/>
           <w:color w:val="0F1115"/>
           <w:kern w:val="0"/>
           <w:sz w:val="28"/>
@@ -3501,8 +3281,6 @@
         <w:outlineLvl w:val="2"/>
         <w:rPr>
           <w:rFonts w:ascii="Times New Roman" w:eastAsia="Times New Roman" w:hAnsi="Times New Roman" w:cs="Times New Roman"/>
-          <w:b/>
-          <w:bCs/>
           <w:color w:val="0F1115"/>
           <w:kern w:val="0"/>
           <w:sz w:val="32"/>
@@ -3513,8 +3291,6 @@
       <w:r>
         <w:rPr>
           <w:rFonts w:ascii="Times New Roman" w:eastAsia="Times New Roman" w:hAnsi="Times New Roman" w:cs="Times New Roman"/>
-          <w:b/>
-          <w:bCs/>
           <w:color w:val="0F1115"/>
           <w:kern w:val="0"/>
           <w:sz w:val="32"/>
@@ -3526,8 +3302,6 @@
       <w:r>
         <w:rPr>
           <w:rFonts w:ascii="Times New Roman" w:eastAsia="Times New Roman" w:hAnsi="Times New Roman" w:cs="Times New Roman"/>
-          <w:b/>
-          <w:bCs/>
           <w:color w:val="0F1115"/>
           <w:kern w:val="0"/>
           <w:sz w:val="32"/>
@@ -3585,6 +3359,30 @@
         <w:br/>
         <w:t xml:space="preserve">9.3. На стадии внедрения — проверка работоспособности, соответствия </w:t>
       </w:r>
+    </w:p>
+    <w:p>
+      <w:pPr>
+        <w:shd w:val="clear" w:color="auto" w:fill="FFFFFF"/>
+        <w:spacing w:before="240" w:after="240" w:line="240" w:lineRule="auto"/>
+        <w:rPr>
+          <w:rFonts w:ascii="Segoe UI" w:eastAsia="Times New Roman" w:hAnsi="Segoe UI" w:cs="Segoe UI"/>
+          <w:color w:val="0F1115"/>
+          <w:kern w:val="0"/>
+          <w14:ligatures w14:val="none"/>
+        </w:rPr>
+      </w:pPr>
+    </w:p>
+    <w:p>
+      <w:pPr>
+        <w:shd w:val="clear" w:color="auto" w:fill="FFFFFF"/>
+        <w:spacing w:before="240" w:after="240" w:line="240" w:lineRule="auto"/>
+        <w:rPr>
+          <w:rFonts w:ascii="Segoe UI" w:eastAsia="Times New Roman" w:hAnsi="Segoe UI" w:cs="Segoe UI"/>
+          <w:color w:val="0F1115"/>
+          <w:kern w:val="0"/>
+          <w14:ligatures w14:val="none"/>
+        </w:rPr>
+      </w:pPr>
     </w:p>
     <w:p>
       <w:pPr>

--- a/Документация/ТЗ Громов.docx
+++ b/Документация/ТЗ Громов.docx
@@ -161,7 +161,21 @@
           <w:b w:val="0"/>
           <w:bCs w:val="0"/>
         </w:rPr>
-        <w:t>» ___________ 2025 г.</w:t>
+        <w:t>» ___________ 202</w:t>
+      </w:r>
+      <w:r>
+        <w:rPr>
+          <w:b w:val="0"/>
+          <w:bCs w:val="0"/>
+        </w:rPr>
+        <w:t>6</w:t>
+      </w:r>
+      <w:r>
+        <w:rPr>
+          <w:b w:val="0"/>
+          <w:bCs w:val="0"/>
+        </w:rPr>
+        <w:t xml:space="preserve"> г.</w:t>
       </w:r>
       <w:r>
         <w:rPr>
@@ -206,7 +220,21 @@
           <w:b w:val="0"/>
           <w:bCs w:val="0"/>
         </w:rPr>
-        <w:t>» ___________ 2025 г.</w:t>
+        <w:t>» ___________ 202</w:t>
+      </w:r>
+      <w:r>
+        <w:rPr>
+          <w:b w:val="0"/>
+          <w:bCs w:val="0"/>
+        </w:rPr>
+        <w:t>6</w:t>
+      </w:r>
+      <w:r>
+        <w:rPr>
+          <w:b w:val="0"/>
+          <w:bCs w:val="0"/>
+        </w:rPr>
+        <w:t xml:space="preserve"> г.</w:t>
       </w:r>
     </w:p>
     <w:p>
@@ -483,7 +511,14 @@
           <w:b w:val="0"/>
           <w:bCs w:val="0"/>
         </w:rPr>
-        <w:t>Пенза, 2025</w:t>
+        <w:t>Пенза, 202</w:t>
+      </w:r>
+      <w:r>
+        <w:rPr>
+          <w:b w:val="0"/>
+          <w:bCs w:val="0"/>
+        </w:rPr>
+        <w:t>6</w:t>
       </w:r>
     </w:p>
     <w:p>
@@ -2738,31 +2773,7 @@
           <w:szCs w:val="28"/>
           <w14:ligatures w14:val="none"/>
         </w:rPr>
-        <w:t>CPU: Dual-</w:t>
-      </w:r>
-      <w:proofErr w:type="spellStart"/>
-      <w:r>
-        <w:rPr>
-          <w:rFonts w:ascii="Times New Roman" w:eastAsia="Times New Roman" w:hAnsi="Times New Roman" w:cs="Times New Roman"/>
-          <w:color w:val="0F1115"/>
-          <w:kern w:val="0"/>
-          <w:sz w:val="28"/>
-          <w:szCs w:val="28"/>
-          <w14:ligatures w14:val="none"/>
-        </w:rPr>
-        <w:t>core</w:t>
-      </w:r>
-      <w:proofErr w:type="spellEnd"/>
-      <w:r>
-        <w:rPr>
-          <w:rFonts w:ascii="Times New Roman" w:eastAsia="Times New Roman" w:hAnsi="Times New Roman" w:cs="Times New Roman"/>
-          <w:color w:val="0F1115"/>
-          <w:kern w:val="0"/>
-          <w:sz w:val="28"/>
-          <w:szCs w:val="28"/>
-          <w14:ligatures w14:val="none"/>
-        </w:rPr>
-        <w:t xml:space="preserve"> 2 ГГц;</w:t>
+        <w:t>CPU: Dual-core 2 ГГц;</w:t>
       </w:r>
     </w:p>
     <w:p>
@@ -3656,7 +3667,21 @@
           <w:b w:val="0"/>
           <w:bCs w:val="0"/>
         </w:rPr>
-        <w:t>» ___________ 2025 г.</w:t>
+        <w:t>» ___________ 202</w:t>
+      </w:r>
+      <w:r>
+        <w:rPr>
+          <w:b w:val="0"/>
+          <w:bCs w:val="0"/>
+        </w:rPr>
+        <w:t>6</w:t>
+      </w:r>
+      <w:r>
+        <w:rPr>
+          <w:b w:val="0"/>
+          <w:bCs w:val="0"/>
+        </w:rPr>
+        <w:t xml:space="preserve"> г.</w:t>
       </w:r>
       <w:r>
         <w:rPr>
@@ -3701,7 +3726,21 @@
           <w:b w:val="0"/>
           <w:bCs w:val="0"/>
         </w:rPr>
-        <w:t>» ___________ 2025 г.</w:t>
+        <w:t>» ___________ 202</w:t>
+      </w:r>
+      <w:r>
+        <w:rPr>
+          <w:b w:val="0"/>
+          <w:bCs w:val="0"/>
+        </w:rPr>
+        <w:t>6</w:t>
+      </w:r>
+      <w:r>
+        <w:rPr>
+          <w:b w:val="0"/>
+          <w:bCs w:val="0"/>
+        </w:rPr>
+        <w:t xml:space="preserve"> г.</w:t>
       </w:r>
     </w:p>
     <w:sectPr>

--- a/Документация/ТЗ Громов.docx
+++ b/Документация/ТЗ Громов.docx
@@ -75,6 +75,7 @@
         </w:rPr>
         <w:tab/>
       </w:r>
+      <w:proofErr w:type="gramStart"/>
       <w:r>
         <w:rPr>
           <w:b w:val="0"/>
@@ -83,6 +84,7 @@
         <w:tab/>
         <w:t xml:space="preserve">  Утверждаю</w:t>
       </w:r>
+      <w:proofErr w:type="gramEnd"/>
       <w:r>
         <w:rPr>
           <w:b w:val="0"/>
@@ -206,6 +208,7 @@
         <w:tab/>
         <w:t xml:space="preserve">   </w:t>
       </w:r>
+      <w:proofErr w:type="gramStart"/>
       <w:r>
         <w:rPr>
           <w:b w:val="0"/>
@@ -213,7 +216,17 @@
           <w:i/>
           <w:iCs/>
         </w:rPr>
-        <w:t xml:space="preserve">«   </w:t>
+        <w:t xml:space="preserve">«  </w:t>
+      </w:r>
+      <w:proofErr w:type="gramEnd"/>
+      <w:r>
+        <w:rPr>
+          <w:b w:val="0"/>
+          <w:bCs w:val="0"/>
+          <w:i/>
+          <w:iCs/>
+        </w:rPr>
+        <w:t xml:space="preserve"> </w:t>
       </w:r>
       <w:r>
         <w:rPr>
@@ -2294,33 +2307,6 @@
     </w:p>
     <w:p>
       <w:pPr>
-        <w:shd w:val="clear" w:color="auto" w:fill="FFFFFF"/>
-        <w:spacing w:after="0" w:line="420" w:lineRule="atLeast"/>
-        <w:outlineLvl w:val="3"/>
-        <w:rPr>
-          <w:rFonts w:ascii="Times New Roman" w:eastAsia="Times New Roman" w:hAnsi="Times New Roman" w:cs="Times New Roman"/>
-          <w:color w:val="FF0000"/>
-          <w:kern w:val="0"/>
-          <w:sz w:val="28"/>
-          <w:szCs w:val="28"/>
-          <w:lang w:val="en-US"/>
-          <w14:ligatures w14:val="none"/>
-        </w:rPr>
-      </w:pPr>
-      <w:r>
-        <w:rPr>
-          <w:rFonts w:ascii="Times New Roman" w:eastAsia="Times New Roman" w:hAnsi="Times New Roman" w:cs="Times New Roman"/>
-          <w:color w:val="FF0000"/>
-          <w:kern w:val="0"/>
-          <w:sz w:val="28"/>
-          <w:szCs w:val="28"/>
-          <w14:ligatures w14:val="none"/>
-        </w:rPr>
-        <w:t>Администратор:</w:t>
-      </w:r>
-    </w:p>
-    <w:p>
-      <w:pPr>
         <w:numPr>
           <w:ilvl w:val="0"/>
           <w:numId w:val="11"/>
@@ -2345,7 +2331,34 @@
           <w:szCs w:val="28"/>
           <w14:ligatures w14:val="none"/>
         </w:rPr>
-        <w:t>просмотр статистики пользователя;</w:t>
+        <w:t>загрузка курса</w:t>
+      </w:r>
+    </w:p>
+    <w:p>
+      <w:pPr>
+        <w:shd w:val="clear" w:color="auto" w:fill="FFFFFF"/>
+        <w:spacing w:after="0" w:line="420" w:lineRule="atLeast"/>
+        <w:outlineLvl w:val="3"/>
+        <w:rPr>
+          <w:rFonts w:ascii="Times New Roman" w:eastAsia="Times New Roman" w:hAnsi="Times New Roman" w:cs="Times New Roman"/>
+          <w:color w:val="FF0000"/>
+          <w:kern w:val="0"/>
+          <w:sz w:val="28"/>
+          <w:szCs w:val="28"/>
+          <w:lang w:val="en-US"/>
+          <w14:ligatures w14:val="none"/>
+        </w:rPr>
+      </w:pPr>
+      <w:r>
+        <w:rPr>
+          <w:rFonts w:ascii="Times New Roman" w:eastAsia="Times New Roman" w:hAnsi="Times New Roman" w:cs="Times New Roman"/>
+          <w:color w:val="FF0000"/>
+          <w:kern w:val="0"/>
+          <w:sz w:val="28"/>
+          <w:szCs w:val="28"/>
+          <w14:ligatures w14:val="none"/>
+        </w:rPr>
+        <w:t>Администратор:</w:t>
       </w:r>
     </w:p>
     <w:p>
@@ -2374,29 +2387,7 @@
           <w:szCs w:val="28"/>
           <w14:ligatures w14:val="none"/>
         </w:rPr>
-        <w:t xml:space="preserve">изменение требований (лимит обмена, </w:t>
-      </w:r>
-      <w:r>
-        <w:rPr>
-          <w:rFonts w:ascii="Times New Roman" w:eastAsia="Times New Roman" w:hAnsi="Times New Roman" w:cs="Times New Roman"/>
-          <w:color w:val="FF0000"/>
-          <w:kern w:val="0"/>
-          <w:sz w:val="28"/>
-          <w:szCs w:val="28"/>
-          <w14:ligatures w14:val="none"/>
-        </w:rPr>
-        <w:t>выгодная комиссия</w:t>
-      </w:r>
-      <w:r>
-        <w:rPr>
-          <w:rFonts w:ascii="Times New Roman" w:eastAsia="Times New Roman" w:hAnsi="Times New Roman" w:cs="Times New Roman"/>
-          <w:color w:val="FF0000"/>
-          <w:kern w:val="0"/>
-          <w:sz w:val="28"/>
-          <w:szCs w:val="28"/>
-          <w14:ligatures w14:val="none"/>
-        </w:rPr>
-        <w:t>);</w:t>
+        <w:t>просмотр статистики пользователя;</w:t>
       </w:r>
     </w:p>
     <w:p>
@@ -2425,7 +2416,29 @@
           <w:szCs w:val="28"/>
           <w14:ligatures w14:val="none"/>
         </w:rPr>
-        <w:t>блокировка пользователя;</w:t>
+        <w:t xml:space="preserve">изменение требований (лимит обмена, </w:t>
+      </w:r>
+      <w:r>
+        <w:rPr>
+          <w:rFonts w:ascii="Times New Roman" w:eastAsia="Times New Roman" w:hAnsi="Times New Roman" w:cs="Times New Roman"/>
+          <w:color w:val="FF0000"/>
+          <w:kern w:val="0"/>
+          <w:sz w:val="28"/>
+          <w:szCs w:val="28"/>
+          <w14:ligatures w14:val="none"/>
+        </w:rPr>
+        <w:t>выгодная комиссия</w:t>
+      </w:r>
+      <w:r>
+        <w:rPr>
+          <w:rFonts w:ascii="Times New Roman" w:eastAsia="Times New Roman" w:hAnsi="Times New Roman" w:cs="Times New Roman"/>
+          <w:color w:val="FF0000"/>
+          <w:kern w:val="0"/>
+          <w:sz w:val="28"/>
+          <w:szCs w:val="28"/>
+          <w14:ligatures w14:val="none"/>
+        </w:rPr>
+        <w:t>);</w:t>
       </w:r>
     </w:p>
     <w:p>
@@ -2454,6 +2467,35 @@
           <w:szCs w:val="28"/>
           <w14:ligatures w14:val="none"/>
         </w:rPr>
+        <w:t>блокировка пользователя;</w:t>
+      </w:r>
+    </w:p>
+    <w:p>
+      <w:pPr>
+        <w:numPr>
+          <w:ilvl w:val="0"/>
+          <w:numId w:val="11"/>
+        </w:numPr>
+        <w:shd w:val="clear" w:color="auto" w:fill="FFFFFF"/>
+        <w:spacing w:after="0" w:line="240" w:lineRule="auto"/>
+        <w:rPr>
+          <w:rFonts w:ascii="Times New Roman" w:eastAsia="Times New Roman" w:hAnsi="Times New Roman" w:cs="Times New Roman"/>
+          <w:color w:val="FF0000"/>
+          <w:kern w:val="0"/>
+          <w:sz w:val="28"/>
+          <w:szCs w:val="28"/>
+          <w14:ligatures w14:val="none"/>
+        </w:rPr>
+      </w:pPr>
+      <w:r>
+        <w:rPr>
+          <w:rFonts w:ascii="Times New Roman" w:eastAsia="Times New Roman" w:hAnsi="Times New Roman" w:cs="Times New Roman"/>
+          <w:color w:val="FF0000"/>
+          <w:kern w:val="0"/>
+          <w:sz w:val="28"/>
+          <w:szCs w:val="28"/>
+          <w14:ligatures w14:val="none"/>
+        </w:rPr>
         <w:t>удаление пользователя.</w:t>
       </w:r>
     </w:p>
@@ -2773,7 +2815,31 @@
           <w:szCs w:val="28"/>
           <w14:ligatures w14:val="none"/>
         </w:rPr>
-        <w:t>CPU: Dual-core 2 ГГц;</w:t>
+        <w:t>CPU: Dual-</w:t>
+      </w:r>
+      <w:proofErr w:type="spellStart"/>
+      <w:r>
+        <w:rPr>
+          <w:rFonts w:ascii="Times New Roman" w:eastAsia="Times New Roman" w:hAnsi="Times New Roman" w:cs="Times New Roman"/>
+          <w:color w:val="0F1115"/>
+          <w:kern w:val="0"/>
+          <w:sz w:val="28"/>
+          <w:szCs w:val="28"/>
+          <w14:ligatures w14:val="none"/>
+        </w:rPr>
+        <w:t>core</w:t>
+      </w:r>
+      <w:proofErr w:type="spellEnd"/>
+      <w:r>
+        <w:rPr>
+          <w:rFonts w:ascii="Times New Roman" w:eastAsia="Times New Roman" w:hAnsi="Times New Roman" w:cs="Times New Roman"/>
+          <w:color w:val="0F1115"/>
+          <w:kern w:val="0"/>
+          <w:sz w:val="28"/>
+          <w:szCs w:val="28"/>
+          <w14:ligatures w14:val="none"/>
+        </w:rPr>
+        <w:t xml:space="preserve"> 2 ГГц;</w:t>
       </w:r>
     </w:p>
     <w:p>
@@ -2943,6 +3009,7 @@
           <w:szCs w:val="32"/>
           <w14:ligatures w14:val="none"/>
         </w:rPr>
+        <w:lastRenderedPageBreak/>
         <w:t>6. Требования к информационной и программной совместимости</w:t>
       </w:r>
     </w:p>
@@ -2968,7 +3035,6 @@
           <w:szCs w:val="28"/>
           <w14:ligatures w14:val="none"/>
         </w:rPr>
-        <w:lastRenderedPageBreak/>
         <w:t>6.1. Исходные коды должны быть написаны на C# с использованием Windows Forms.</w:t>
       </w:r>
     </w:p>
@@ -3453,6 +3519,7 @@
           <w:bCs w:val="0"/>
         </w:rPr>
       </w:pPr>
+      <w:proofErr w:type="gramStart"/>
       <w:r>
         <w:rPr>
           <w:b w:val="0"/>
@@ -3531,6 +3598,7 @@
         <w:tab/>
         <w:t xml:space="preserve">     Проверил</w:t>
       </w:r>
+      <w:proofErr w:type="gramEnd"/>
       <w:r>
         <w:rPr>
           <w:b w:val="0"/>
@@ -3588,6 +3656,13 @@
           <w:bCs w:val="0"/>
         </w:rPr>
         <w:br/>
+      </w:r>
+      <w:r>
+        <w:rPr>
+          <w:b w:val="0"/>
+          <w:bCs w:val="0"/>
+        </w:rPr>
+        <w:lastRenderedPageBreak/>
         <w:t>Громов З.В.</w:t>
       </w:r>
       <w:r>
@@ -3712,6 +3787,7 @@
         <w:tab/>
         <w:t xml:space="preserve">          </w:t>
       </w:r>
+      <w:proofErr w:type="gramStart"/>
       <w:r>
         <w:rPr>
           <w:b w:val="0"/>
@@ -3719,7 +3795,17 @@
           <w:i/>
           <w:iCs/>
         </w:rPr>
-        <w:t xml:space="preserve">«   </w:t>
+        <w:t xml:space="preserve">«  </w:t>
+      </w:r>
+      <w:proofErr w:type="gramEnd"/>
+      <w:r>
+        <w:rPr>
+          <w:b w:val="0"/>
+          <w:bCs w:val="0"/>
+          <w:i/>
+          <w:iCs/>
+        </w:rPr>
+        <w:t xml:space="preserve"> </w:t>
       </w:r>
       <w:r>
         <w:rPr>
@@ -6722,6 +6808,20 @@
   </w:num>
   <w:num w:numId="19">
     <w:abstractNumId w:val="13"/>
+  </w:num>
+  <w:num w:numId="20">
+    <w:abstractNumId w:val="0"/>
+    <w:lvlOverride w:ilvl="0"/>
+    <w:lvlOverride w:ilvl="1">
+      <w:startOverride w:val="1"/>
+    </w:lvlOverride>
+    <w:lvlOverride w:ilvl="2"/>
+    <w:lvlOverride w:ilvl="3"/>
+    <w:lvlOverride w:ilvl="4"/>
+    <w:lvlOverride w:ilvl="5"/>
+    <w:lvlOverride w:ilvl="6"/>
+    <w:lvlOverride w:ilvl="7"/>
+    <w:lvlOverride w:ilvl="8"/>
   </w:num>
 </w:numbering>
 </file>
